--- a/docs/pitch/Ariadne_October_Pitch_Script.docx
+++ b/docs/pitch/Ariadne_October_Pitch_Script.docx
@@ -1080,7 +1080,7 @@
                 <w:sz w:val="19"/>
                 <w:szCs w:val="19"/>
               </w:rPr>
-              <w:t xml:space="preserve">The 'first run: nothing' sentence — go straight to the 0.79.</w:t>
+              <w:t>The 'first run: nothing' sentence — go straight to the 0.66 (never 0.79; superseded).</w:t>
             </w:r>
           </w:p>
         </w:tc>
@@ -2580,7 +2580,7 @@
           <w:sz w:val="24"/>
           <w:szCs w:val="24"/>
         </w:rPr>
-        <w:t xml:space="preserve">And cost. Same questions: hand-written took four seconds. Letting the AI write the queries took two days. Forty thousand times.</w:t>
+        <w:t>And cost. Same two hundred and eighty-four questions, same machine: the hand-written path finished in eight seconds. Letting the AI write the queries took three hours — fourteen hundred times — and it came back with evidence on only one question in three.</w:t>
       </w:r>
     </w:p>
     <w:p>
@@ -2619,7 +2619,7 @@
           <w:sz w:val="22"/>
           <w:szCs w:val="22"/>
         </w:rPr>
-        <w:t xml:space="preserve">Never cut this slide. Own the August-to-now change before anyone asks: 'we refuted our own headline and wrote it down' is the most credible sentence in the deck. Point at the top bar when you say 0.65. Say '40,000 times' and stop for a beat. The words 'arm', 'deterministic', 'generic', 'holdout' and 'template cascade' do not appear anywhere in this script — keep it that way.</w:t>
+        <w:t>Never cut this slide. Own the August-to-now change before anyone asks: 'we refuted our own headline and wrote it down' is the most credible sentence in the deck. Point at the top bar when you say 0.65. Say 'fourteen hundred times' and stop for a beat. If an engineer asks per question or at what concurrency, it is wall clock on both sides, 24 workers, one machine, and backup B1 has the table. The words 'arm', 'deterministic', 'generic', 'holdout' and 'template cascade' do not appear anywhere in this script — keep it that way.</w:t>
       </w:r>
     </w:p>
     <w:p>
@@ -2667,7 +2667,7 @@
           <w:sz w:val="22"/>
           <w:szCs w:val="22"/>
         </w:rPr>
-        <w:t xml:space="preserve">EXP-2026-09-007 (holdout n=288; grader qwen38-27B-v2; gemma4-31B agrees on ordering) · docs/reports/2026-09-05-full-report.md (cost, 284-question dev half) · EXP-2026-08-016 (240 probes) · EXP-2026-08-014 (verifier: unsupported claims are unconstructible)</w:t>
+        <w:t>EXP-2026-09-007 (holdout n=288; grader qwen38-27B-v2; gemma4-31B agrees on ordering) · EXP-2026-09-016 A-1/A-3/A-4 (cost, 284-question dev half, measured not estimated; the 40,000× is withdrawn) · EXP-2026-08-016 (240 probes) · EXP-2026-08-014 (verifier: unsupported claims are unconstructible)</w:t>
       </w:r>
     </w:p>
     <w:p>
@@ -2916,7 +2916,7 @@
           <w:sz w:val="22"/>
           <w:szCs w:val="22"/>
         </w:rPr>
-        <w:t xml:space="preserve">The 'first run: nothing' sentence — go straight to the 0.79.</w:t>
+        <w:t>The 'first run: nothing' sentence — go straight to the 0.66. (Never say 0.79; it is superseded.)</w:t>
       </w:r>
     </w:p>
     <w:p>
@@ -3276,7 +3276,7 @@
           <w:sz w:val="22"/>
           <w:szCs w:val="22"/>
         </w:rPr>
-        <w:t xml:space="preserve">Because we know exactly what the other 0.35 is. The blind questions are hard on purpose, and the failures are concentrated: the system needs an identifier or an exact name. Rephrase with the ID kept and it drops to about half; paraphrase the name and it goes to zero. That is one measured problem — vocabulary resolution — not a diffuse accuracy gap, and it is tractable. Compare the alternative: letting a model write the queries scores 0.40 and took two days of machine time on the same questions.</w:t>
+        <w:t>Because we know exactly what the other 0.35 is. The blind questions are hard on purpose, and the failures are concentrated: the system needs an identifier or an exact name. Rephrase with the ID kept and it drops to about half; paraphrase the name and it goes to zero. That is one measured problem — vocabulary resolution — not a diffuse accuracy gap, and it is tractable. Compare the alternative: letting a model write the queries scores 0.40, costs fourteen hundred times as much on the same questions, and comes back with evidence on only one question in three.</w:t>
       </w:r>
     </w:p>
     <w:p>
@@ -3301,7 +3301,7 @@
           <w:sz w:val="22"/>
           <w:szCs w:val="22"/>
         </w:rPr>
-        <w:t xml:space="preserve">The 288-question comparison has paired bootstrap confidence intervals — schema-read minus hand-written is +0.17 with an interval of +0.13 to +0.20; schema-read minus AI-written is +0.25. Both hold under a second grader family. Grader variance is measured (about ±0.01 per grader). What we have not done is repeat pipeline runs across seeds; every no-model path is byte-reproducible, so that is a cost question, not an unknown, and it is on the list.</w:t>
+        <w:t>The 288-question comparison has paired bootstrap confidence intervals — schema-read minus hand-written is +0.17 with an interval of +0.13 to +0.20; schema-read minus AI-written is +0.25. Both hold under a second grader family. Grader variance is measured (about ±0.01 per grader). We have also repeated the runs across seeds: six seeds on the schema-read path give a standard deviation of 0.0074, which puts the gap at seven times the three-sigma band, and three seeds on the AI-written path give 0.0089.</w:t>
       </w:r>
     </w:p>
     <w:p>
@@ -3451,7 +3451,7 @@
           <w:sz w:val="22"/>
           <w:szCs w:val="22"/>
         </w:rPr>
-        <w:t xml:space="preserve">The hand-written path answers 284 questions in about four seconds total; the schema-read path is the same class. Adding an AI narrator to write readable prose over the verified claims costs about four seconds per question. Letting the AI write the queries is the outlier: two days for the same 284.</w:t>
+        <w:t>We measured it rather than estimating it. Same 284 questions, 24 workers, one machine: the hand-written path finishes in eight seconds with zero model calls. The schema-read path — the one we are pitching — takes about twenty minutes and makes a hundred and fifty-nine calls, because it still uses a model to plan and to narrate. It just never lets one write a query. Letting the AI write the queries takes three hours and four hundred and thirteen calls. For one analyst waiting on one question: six milliseconds against three minutes.</w:t>
       </w:r>
     </w:p>
     <w:p>
@@ -3476,7 +3476,32 @@
           <w:sz w:val="22"/>
           <w:szCs w:val="22"/>
         </w:rPr>
-        <w:t xml:space="preserve">We built that baseline to be fair — real schema, resolved identifiers, the safety gate's constraints, a repair loop — and it scored 0.40 against 0.65, at roughly forty thousand times the cost. Refusing to let a model write queries is also what makes the safety property a guarantee instead of a hope: 240 of 240 adversarial probes are blocked because every query is checked against the spec sheet before it runs, and an unsupported claim cannot be constructed at all.</w:t>
+        <w:t>We built that baseline to be fair — real schema, resolved identifiers, the safety gate's constraints, a repair loop — and it scored 0.40 against 0.65, at roughly fourteen hundred times the wall-clock cost on the same questions — more expensive and less useful. Refusing to let a model write queries is also what makes the safety property a guarantee instead of a hope: 240 of 240 adversarial probes are blocked because every query is checked against the spec sheet before it runs, and an unsupported claim cannot be constructed at all.</w:t>
+      </w:r>
+    </w:p>
+    <w:p>
+      <w:pPr>
+        <w:pStyle w:val="Heading3"/>
+        <w:spacing w:after="80" w:before="200"/>
+      </w:pPr>
+      <w:r>
+        <w:rPr>
+          <w:rFonts w:ascii="Calibri" w:cs="Calibri" w:eastAsia="Calibri" w:hAnsi="Calibri"/>
+        </w:rPr>
+        <w:t>One of your own experiments has a grader ranking the AI-written path above yours. Which is it?</w:t>
+      </w:r>
+    </w:p>
+    <w:p>
+      <w:pPr>
+        <w:spacing w:after="160" w:line="276"/>
+      </w:pPr>
+      <w:r>
+        <w:rPr>
+          <w:rFonts w:ascii="Calibri" w:cs="Calibri" w:eastAsia="Calibri" w:hAnsi="Calibri"/>
+          <w:sz w:val="22"/>
+          <w:szCs w:val="22"/>
+        </w:rPr>
+        <w:t>Both, and the difference is the grader, which is why we measure graders too. On the 288 held-out questions the two grader families agree on the ordering, and that is what the slide claims. On the 284 development questions one gemma configuration reverses it — and that same grader emitted two distinct scores across all 852 of its judgments. It is precise, repeatable and measuring almost nothing, which is the exact pathology that made us drop a grader in our calibration study. The reversal is written up in the record rather than buried, and the limitation underneath it is the one I already gave you: no person has ever checked a single answer.</w:t>
       </w:r>
     </w:p>
     <w:p>
@@ -3748,7 +3773,43 @@
           <w:sz w:val="22"/>
           <w:szCs w:val="22"/>
         </w:rPr>
-        <w:t xml:space="preserve">The 4 s vs ~2 days cost comparison is from the 284-question development half (docs/reports/2026-09-05-full-report.md) — say 'the same questions', not 'the blind set'.</w:t>
+        <w:t>Cost is EXP-2026-09-016: 284 development questions, 24 workers, one machine, wall clock on both sides — 8 s vs 3.2 h, 1,400×. Say 'the same questions', not 'the blind set'. Never say 40,000× or '4 s vs 2 days'; that divided one path's wall clock by another's summed machine time and is withdrawn.</w:t>
+      </w:r>
+    </w:p>
+    <w:p>
+      <w:pPr>
+        <w:pStyle w:val="ListParagraph"/>
+        <w:numPr>
+          <w:ilvl w:val="0"/>
+          <w:numId w:val="2"/>
+        </w:numPr>
+        <w:spacing w:after="80"/>
+      </w:pPr>
+      <w:r>
+        <w:rPr>
+          <w:rFonts w:ascii="Calibri" w:cs="Calibri" w:eastAsia="Calibri" w:hAnsi="Calibri"/>
+          <w:sz w:val="22"/>
+          <w:szCs w:val="22"/>
+        </w:rPr>
+        <w:t>The schema-read path is not model-free: 159 model calls on 284 questions. Say 'no model writes a query', never 'no model'.</w:t>
+      </w:r>
+    </w:p>
+    <w:p>
+      <w:pPr>
+        <w:pStyle w:val="ListParagraph"/>
+        <w:numPr>
+          <w:ilvl w:val="0"/>
+          <w:numId w:val="2"/>
+        </w:numPr>
+        <w:spacing w:after="80"/>
+      </w:pPr>
+      <w:r>
+        <w:rPr>
+          <w:rFonts w:ascii="Calibri" w:cs="Calibri" w:eastAsia="Calibri" w:hAnsi="Calibri"/>
+          <w:sz w:val="22"/>
+          <w:szCs w:val="22"/>
+        </w:rPr>
+        <w:t>'Two graders agree on the ordering' is a statement about the 288 held-out questions only. On the 284 development half one gemma configuration reverses it (EXP-2026-09-009) — the prepared answer is in the Q&amp;A appendix.</w:t>
       </w:r>
     </w:p>
     <w:p>
